--- a/Sudoku_CSP_Report.docx
+++ b/Sudoku_CSP_Report.docx
@@ -1557,6 +1557,24 @@
           <w:sz w:val="24"/>
           <w:szCs w:val="24"/>
         </w:rPr>
+        <w:t>--- TIMING ---</w:t>
+      </w:r>
+    </w:p>
+    <w:p>
+      <w:pPr>
+        <w:spacing w:after="0" w:line="240" w:lineRule="auto"/>
+        <w:rPr>
+          <w:rFonts w:ascii="Times New Roman" w:eastAsia="Times New Roman" w:hAnsi="Times New Roman" w:cs="Times New Roman"/>
+          <w:sz w:val="24"/>
+          <w:szCs w:val="24"/>
+        </w:rPr>
+      </w:pPr>
+      <w:r>
+        <w:rPr>
+          <w:rFonts w:ascii="Times New Roman" w:eastAsia="Times New Roman" w:hAnsi="Times New Roman" w:cs="Times New Roman"/>
+          <w:sz w:val="24"/>
+          <w:szCs w:val="24"/>
+        </w:rPr>
         <w:t>AC3 time (</w:t>
       </w:r>
       <w:proofErr w:type="spellStart"/>
@@ -1575,7 +1593,7 @@
           <w:sz w:val="24"/>
           <w:szCs w:val="24"/>
         </w:rPr>
-        <w:t>): 7.73</w:t>
+        <w:t>): 23.51</w:t>
       </w:r>
     </w:p>
     <w:p>
@@ -1611,7 +1629,35 @@
           <w:sz w:val="24"/>
           <w:szCs w:val="24"/>
         </w:rPr>
-        <w:t>): 0.01</w:t>
+        <w:t>): 0.02</w:t>
+      </w:r>
+    </w:p>
+    <w:p>
+      <w:pPr>
+        <w:spacing w:after="0" w:line="240" w:lineRule="auto"/>
+        <w:rPr>
+          <w:rFonts w:ascii="Times New Roman" w:eastAsia="Times New Roman" w:hAnsi="Times New Roman" w:cs="Times New Roman"/>
+          <w:sz w:val="24"/>
+          <w:szCs w:val="24"/>
+        </w:rPr>
+      </w:pPr>
+    </w:p>
+    <w:p>
+      <w:pPr>
+        <w:spacing w:after="0" w:line="240" w:lineRule="auto"/>
+        <w:rPr>
+          <w:rFonts w:ascii="Times New Roman" w:eastAsia="Times New Roman" w:hAnsi="Times New Roman" w:cs="Times New Roman"/>
+          <w:sz w:val="24"/>
+          <w:szCs w:val="24"/>
+        </w:rPr>
+      </w:pPr>
+      <w:r>
+        <w:rPr>
+          <w:rFonts w:ascii="Times New Roman" w:eastAsia="Times New Roman" w:hAnsi="Times New Roman" w:cs="Times New Roman"/>
+          <w:sz w:val="24"/>
+          <w:szCs w:val="24"/>
+        </w:rPr>
+        <w:t>--- METRICS ---</w:t>
       </w:r>
     </w:p>
     <w:p>
@@ -1665,7 +1711,7 @@
           <w:sz w:val="24"/>
           <w:szCs w:val="24"/>
         </w:rPr>
-        <w:t>Queue pushes: 3558</w:t>
+        <w:t>Queue pushes: 4578</w:t>
       </w:r>
     </w:p>
     <w:p>
@@ -1752,6 +1798,24 @@
           <w:sz w:val="24"/>
           <w:szCs w:val="24"/>
         </w:rPr>
+        <w:t>--- TIMING ---</w:t>
+      </w:r>
+    </w:p>
+    <w:p>
+      <w:pPr>
+        <w:spacing w:after="0" w:line="240" w:lineRule="auto"/>
+        <w:rPr>
+          <w:rFonts w:ascii="Times New Roman" w:eastAsia="Times New Roman" w:hAnsi="Times New Roman" w:cs="Times New Roman"/>
+          <w:sz w:val="24"/>
+          <w:szCs w:val="24"/>
+        </w:rPr>
+      </w:pPr>
+      <w:r>
+        <w:rPr>
+          <w:rFonts w:ascii="Times New Roman" w:eastAsia="Times New Roman" w:hAnsi="Times New Roman" w:cs="Times New Roman"/>
+          <w:sz w:val="24"/>
+          <w:szCs w:val="24"/>
+        </w:rPr>
         <w:t>AC3 time (</w:t>
       </w:r>
       <w:proofErr w:type="spellStart"/>
@@ -1770,7 +1834,7 @@
           <w:sz w:val="24"/>
           <w:szCs w:val="24"/>
         </w:rPr>
-        <w:t>): 6.52</w:t>
+        <w:t>): 9.77</w:t>
       </w:r>
     </w:p>
     <w:p>
@@ -1788,6 +1852,7 @@
           <w:sz w:val="24"/>
           <w:szCs w:val="24"/>
         </w:rPr>
+        <w:lastRenderedPageBreak/>
         <w:t>BT time (</w:t>
       </w:r>
       <w:proofErr w:type="spellStart"/>
@@ -1806,7 +1871,35 @@
           <w:sz w:val="24"/>
           <w:szCs w:val="24"/>
         </w:rPr>
-        <w:t>): 33.82</w:t>
+        <w:t>): 43.61</w:t>
+      </w:r>
+    </w:p>
+    <w:p>
+      <w:pPr>
+        <w:spacing w:after="0" w:line="240" w:lineRule="auto"/>
+        <w:rPr>
+          <w:rFonts w:ascii="Times New Roman" w:eastAsia="Times New Roman" w:hAnsi="Times New Roman" w:cs="Times New Roman"/>
+          <w:sz w:val="24"/>
+          <w:szCs w:val="24"/>
+        </w:rPr>
+      </w:pPr>
+    </w:p>
+    <w:p>
+      <w:pPr>
+        <w:spacing w:after="0" w:line="240" w:lineRule="auto"/>
+        <w:rPr>
+          <w:rFonts w:ascii="Times New Roman" w:eastAsia="Times New Roman" w:hAnsi="Times New Roman" w:cs="Times New Roman"/>
+          <w:sz w:val="24"/>
+          <w:szCs w:val="24"/>
+        </w:rPr>
+      </w:pPr>
+      <w:r>
+        <w:rPr>
+          <w:rFonts w:ascii="Times New Roman" w:eastAsia="Times New Roman" w:hAnsi="Times New Roman" w:cs="Times New Roman"/>
+          <w:sz w:val="24"/>
+          <w:szCs w:val="24"/>
+        </w:rPr>
+        <w:t>--- METRICS ---</w:t>
       </w:r>
     </w:p>
     <w:p>
@@ -1842,7 +1935,7 @@
           <w:sz w:val="24"/>
           <w:szCs w:val="24"/>
         </w:rPr>
-        <w:t>Domain reductions: 0</w:t>
+        <w:t>Domain reductions: 20420</w:t>
       </w:r>
     </w:p>
     <w:p>
@@ -1878,7 +1971,6 @@
           <w:sz w:val="24"/>
           <w:szCs w:val="24"/>
         </w:rPr>
-        <w:lastRenderedPageBreak/>
         <w:t>Queue pops: 1620</w:t>
       </w:r>
     </w:p>
@@ -1897,7 +1989,7 @@
           <w:sz w:val="24"/>
           <w:szCs w:val="24"/>
         </w:rPr>
-        <w:t>Backtracking calls: 2251</w:t>
+        <w:t>Backtracking calls: 1022</w:t>
       </w:r>
       <w:r>
         <w:rPr>
@@ -1935,11 +2027,7 @@
     </w:p>
     <w:p>
       <w:pPr>
-        <w:numPr>
-          <w:ilvl w:val="0"/>
-          <w:numId w:val="15"/>
-        </w:numPr>
-        <w:spacing w:before="100" w:beforeAutospacing="1" w:after="100" w:afterAutospacing="1" w:line="240" w:lineRule="auto"/>
+        <w:spacing w:after="0" w:line="240" w:lineRule="auto"/>
         <w:rPr>
           <w:rFonts w:ascii="Times New Roman" w:eastAsia="Times New Roman" w:hAnsi="Times New Roman" w:cs="Times New Roman"/>
           <w:sz w:val="24"/>
@@ -1952,16 +2040,12 @@
           <w:sz w:val="24"/>
           <w:szCs w:val="24"/>
         </w:rPr>
-        <w:t xml:space="preserve">Clues: 21 </w:t>
+        <w:t>--- TIMING ---</w:t>
       </w:r>
     </w:p>
     <w:p>
       <w:pPr>
-        <w:numPr>
-          <w:ilvl w:val="0"/>
-          <w:numId w:val="15"/>
-        </w:numPr>
-        <w:spacing w:before="100" w:beforeAutospacing="1" w:after="100" w:afterAutospacing="1" w:line="240" w:lineRule="auto"/>
+        <w:spacing w:after="0" w:line="240" w:lineRule="auto"/>
         <w:rPr>
           <w:rFonts w:ascii="Times New Roman" w:eastAsia="Times New Roman" w:hAnsi="Times New Roman" w:cs="Times New Roman"/>
           <w:sz w:val="24"/>
@@ -1974,117 +2058,7 @@
           <w:sz w:val="24"/>
           <w:szCs w:val="24"/>
         </w:rPr>
-        <w:t xml:space="preserve">Empty Cells: 60 </w:t>
-      </w:r>
-    </w:p>
-    <w:p>
-      <w:pPr>
-        <w:numPr>
-          <w:ilvl w:val="0"/>
-          <w:numId w:val="15"/>
-        </w:numPr>
-        <w:spacing w:before="100" w:beforeAutospacing="1" w:after="100" w:afterAutospacing="1" w:line="240" w:lineRule="auto"/>
-        <w:rPr>
-          <w:rFonts w:ascii="Times New Roman" w:eastAsia="Times New Roman" w:hAnsi="Times New Roman" w:cs="Times New Roman"/>
-          <w:sz w:val="24"/>
-          <w:szCs w:val="24"/>
-        </w:rPr>
-      </w:pPr>
-      <w:r>
-        <w:rPr>
-          <w:rFonts w:ascii="Times New Roman" w:eastAsia="Times New Roman" w:hAnsi="Times New Roman" w:cs="Times New Roman"/>
-          <w:sz w:val="24"/>
-          <w:szCs w:val="24"/>
-        </w:rPr>
-        <w:t xml:space="preserve">Arc Checks: 1620 </w:t>
-      </w:r>
-    </w:p>
-    <w:p>
-      <w:pPr>
-        <w:numPr>
-          <w:ilvl w:val="0"/>
-          <w:numId w:val="15"/>
-        </w:numPr>
-        <w:spacing w:before="100" w:beforeAutospacing="1" w:after="100" w:afterAutospacing="1" w:line="240" w:lineRule="auto"/>
-        <w:rPr>
-          <w:rFonts w:ascii="Times New Roman" w:eastAsia="Times New Roman" w:hAnsi="Times New Roman" w:cs="Times New Roman"/>
-          <w:sz w:val="24"/>
-          <w:szCs w:val="24"/>
-        </w:rPr>
-      </w:pPr>
-      <w:r>
-        <w:rPr>
-          <w:rFonts w:ascii="Times New Roman" w:eastAsia="Times New Roman" w:hAnsi="Times New Roman" w:cs="Times New Roman"/>
-          <w:sz w:val="24"/>
-          <w:szCs w:val="24"/>
-        </w:rPr>
-        <w:t xml:space="preserve">Domain Reductions: 0 </w:t>
-      </w:r>
-    </w:p>
-    <w:p>
-      <w:pPr>
-        <w:numPr>
-          <w:ilvl w:val="0"/>
-          <w:numId w:val="15"/>
-        </w:numPr>
-        <w:spacing w:before="100" w:beforeAutospacing="1" w:after="100" w:afterAutospacing="1" w:line="240" w:lineRule="auto"/>
-        <w:rPr>
-          <w:rFonts w:ascii="Times New Roman" w:eastAsia="Times New Roman" w:hAnsi="Times New Roman" w:cs="Times New Roman"/>
-          <w:sz w:val="24"/>
-          <w:szCs w:val="24"/>
-        </w:rPr>
-      </w:pPr>
-      <w:r>
-        <w:rPr>
-          <w:rFonts w:ascii="Times New Roman" w:eastAsia="Times New Roman" w:hAnsi="Times New Roman" w:cs="Times New Roman"/>
-          <w:sz w:val="24"/>
-          <w:szCs w:val="24"/>
-        </w:rPr>
-        <w:t xml:space="preserve">Cells Solved by AC-3: 0 </w:t>
-      </w:r>
-    </w:p>
-    <w:p>
-      <w:pPr>
-        <w:numPr>
-          <w:ilvl w:val="0"/>
-          <w:numId w:val="15"/>
-        </w:numPr>
-        <w:spacing w:before="100" w:beforeAutospacing="1" w:after="100" w:afterAutospacing="1" w:line="240" w:lineRule="auto"/>
-        <w:rPr>
-          <w:rFonts w:ascii="Times New Roman" w:eastAsia="Times New Roman" w:hAnsi="Times New Roman" w:cs="Times New Roman"/>
-          <w:sz w:val="24"/>
-          <w:szCs w:val="24"/>
-        </w:rPr>
-      </w:pPr>
-      <w:r>
-        <w:rPr>
-          <w:rFonts w:ascii="Times New Roman" w:eastAsia="Times New Roman" w:hAnsi="Times New Roman" w:cs="Times New Roman"/>
-          <w:sz w:val="24"/>
-          <w:szCs w:val="24"/>
-        </w:rPr>
-        <w:t xml:space="preserve">Remaining After AC-3: 60 </w:t>
-      </w:r>
-    </w:p>
-    <w:p>
-      <w:pPr>
-        <w:numPr>
-          <w:ilvl w:val="0"/>
-          <w:numId w:val="15"/>
-        </w:numPr>
-        <w:spacing w:before="100" w:beforeAutospacing="1" w:after="100" w:afterAutospacing="1" w:line="240" w:lineRule="auto"/>
-        <w:rPr>
-          <w:rFonts w:ascii="Times New Roman" w:eastAsia="Times New Roman" w:hAnsi="Times New Roman" w:cs="Times New Roman"/>
-          <w:sz w:val="24"/>
-          <w:szCs w:val="24"/>
-        </w:rPr>
-      </w:pPr>
-      <w:r>
-        <w:rPr>
-          <w:rFonts w:ascii="Times New Roman" w:eastAsia="Times New Roman" w:hAnsi="Times New Roman" w:cs="Times New Roman"/>
-          <w:sz w:val="24"/>
-          <w:szCs w:val="24"/>
-        </w:rPr>
-        <w:t xml:space="preserve">AC-3 Time: 4.95 </w:t>
+        <w:t>AC3 time (</w:t>
       </w:r>
       <w:proofErr w:type="spellStart"/>
       <w:r>
@@ -2102,16 +2076,12 @@
           <w:sz w:val="24"/>
           <w:szCs w:val="24"/>
         </w:rPr>
-        <w:t xml:space="preserve"> </w:t>
+        <w:t>): 8.44</w:t>
       </w:r>
     </w:p>
     <w:p>
       <w:pPr>
-        <w:numPr>
-          <w:ilvl w:val="0"/>
-          <w:numId w:val="15"/>
-        </w:numPr>
-        <w:spacing w:before="100" w:beforeAutospacing="1" w:after="100" w:afterAutospacing="1" w:line="240" w:lineRule="auto"/>
+        <w:spacing w:after="0" w:line="240" w:lineRule="auto"/>
         <w:rPr>
           <w:rFonts w:ascii="Times New Roman" w:eastAsia="Times New Roman" w:hAnsi="Times New Roman" w:cs="Times New Roman"/>
           <w:sz w:val="24"/>
@@ -2124,51 +2094,7 @@
           <w:sz w:val="24"/>
           <w:szCs w:val="24"/>
         </w:rPr>
-        <w:t xml:space="preserve">Backtracking Calls: 49,559 </w:t>
-      </w:r>
-    </w:p>
-    <w:p>
-      <w:pPr>
-        <w:numPr>
-          <w:ilvl w:val="0"/>
-          <w:numId w:val="15"/>
-        </w:numPr>
-        <w:spacing w:before="100" w:beforeAutospacing="1" w:after="100" w:afterAutospacing="1" w:line="240" w:lineRule="auto"/>
-        <w:rPr>
-          <w:rFonts w:ascii="Times New Roman" w:eastAsia="Times New Roman" w:hAnsi="Times New Roman" w:cs="Times New Roman"/>
-          <w:sz w:val="24"/>
-          <w:szCs w:val="24"/>
-        </w:rPr>
-      </w:pPr>
-      <w:r>
-        <w:rPr>
-          <w:rFonts w:ascii="Times New Roman" w:eastAsia="Times New Roman" w:hAnsi="Times New Roman" w:cs="Times New Roman"/>
-          <w:sz w:val="24"/>
-          <w:szCs w:val="24"/>
-        </w:rPr>
-        <w:t xml:space="preserve">Backtracking After AC-3: 49,559 </w:t>
-      </w:r>
-    </w:p>
-    <w:p>
-      <w:pPr>
-        <w:numPr>
-          <w:ilvl w:val="0"/>
-          <w:numId w:val="15"/>
-        </w:numPr>
-        <w:spacing w:before="100" w:beforeAutospacing="1" w:after="100" w:afterAutospacing="1" w:line="240" w:lineRule="auto"/>
-        <w:rPr>
-          <w:rFonts w:ascii="Times New Roman" w:eastAsia="Times New Roman" w:hAnsi="Times New Roman" w:cs="Times New Roman"/>
-          <w:sz w:val="24"/>
-          <w:szCs w:val="24"/>
-        </w:rPr>
-      </w:pPr>
-      <w:r>
-        <w:rPr>
-          <w:rFonts w:ascii="Times New Roman" w:eastAsia="Times New Roman" w:hAnsi="Times New Roman" w:cs="Times New Roman"/>
-          <w:sz w:val="24"/>
-          <w:szCs w:val="24"/>
-        </w:rPr>
-        <w:t xml:space="preserve">Total Time: 2005.71 </w:t>
+        <w:t>BT time (</w:t>
       </w:r>
       <w:proofErr w:type="spellStart"/>
       <w:r>
@@ -2186,7 +2112,7 @@
           <w:sz w:val="24"/>
           <w:szCs w:val="24"/>
         </w:rPr>
-        <w:t xml:space="preserve"> </w:t>
+        <w:t>): 1298.42</w:t>
       </w:r>
     </w:p>
     <w:p>
@@ -2198,6 +2124,114 @@
           <w:szCs w:val="24"/>
         </w:rPr>
       </w:pPr>
+    </w:p>
+    <w:p>
+      <w:pPr>
+        <w:spacing w:after="0" w:line="240" w:lineRule="auto"/>
+        <w:rPr>
+          <w:rFonts w:ascii="Times New Roman" w:eastAsia="Times New Roman" w:hAnsi="Times New Roman" w:cs="Times New Roman"/>
+          <w:sz w:val="24"/>
+          <w:szCs w:val="24"/>
+        </w:rPr>
+      </w:pPr>
+      <w:r>
+        <w:rPr>
+          <w:rFonts w:ascii="Times New Roman" w:eastAsia="Times New Roman" w:hAnsi="Times New Roman" w:cs="Times New Roman"/>
+          <w:sz w:val="24"/>
+          <w:szCs w:val="24"/>
+        </w:rPr>
+        <w:t>--- METRICS ---</w:t>
+      </w:r>
+    </w:p>
+    <w:p>
+      <w:pPr>
+        <w:spacing w:after="0" w:line="240" w:lineRule="auto"/>
+        <w:rPr>
+          <w:rFonts w:ascii="Times New Roman" w:eastAsia="Times New Roman" w:hAnsi="Times New Roman" w:cs="Times New Roman"/>
+          <w:sz w:val="24"/>
+          <w:szCs w:val="24"/>
+        </w:rPr>
+      </w:pPr>
+      <w:r>
+        <w:rPr>
+          <w:rFonts w:ascii="Times New Roman" w:eastAsia="Times New Roman" w:hAnsi="Times New Roman" w:cs="Times New Roman"/>
+          <w:sz w:val="24"/>
+          <w:szCs w:val="24"/>
+        </w:rPr>
+        <w:t>Arc checks: 6400</w:t>
+      </w:r>
+    </w:p>
+    <w:p>
+      <w:pPr>
+        <w:spacing w:after="0" w:line="240" w:lineRule="auto"/>
+        <w:rPr>
+          <w:rFonts w:ascii="Times New Roman" w:eastAsia="Times New Roman" w:hAnsi="Times New Roman" w:cs="Times New Roman"/>
+          <w:sz w:val="24"/>
+          <w:szCs w:val="24"/>
+        </w:rPr>
+      </w:pPr>
+      <w:r>
+        <w:rPr>
+          <w:rFonts w:ascii="Times New Roman" w:eastAsia="Times New Roman" w:hAnsi="Times New Roman" w:cs="Times New Roman"/>
+          <w:sz w:val="24"/>
+          <w:szCs w:val="24"/>
+        </w:rPr>
+        <w:t>Domain reductions: 820920</w:t>
+      </w:r>
+    </w:p>
+    <w:p>
+      <w:pPr>
+        <w:spacing w:after="0" w:line="240" w:lineRule="auto"/>
+        <w:rPr>
+          <w:rFonts w:ascii="Times New Roman" w:eastAsia="Times New Roman" w:hAnsi="Times New Roman" w:cs="Times New Roman"/>
+          <w:sz w:val="24"/>
+          <w:szCs w:val="24"/>
+        </w:rPr>
+      </w:pPr>
+      <w:r>
+        <w:rPr>
+          <w:rFonts w:ascii="Times New Roman" w:eastAsia="Times New Roman" w:hAnsi="Times New Roman" w:cs="Times New Roman"/>
+          <w:sz w:val="24"/>
+          <w:szCs w:val="24"/>
+        </w:rPr>
+        <w:t>Queue pushes: 1620</w:t>
+      </w:r>
+    </w:p>
+    <w:p>
+      <w:pPr>
+        <w:spacing w:after="0" w:line="240" w:lineRule="auto"/>
+        <w:rPr>
+          <w:rFonts w:ascii="Times New Roman" w:eastAsia="Times New Roman" w:hAnsi="Times New Roman" w:cs="Times New Roman"/>
+          <w:sz w:val="24"/>
+          <w:szCs w:val="24"/>
+        </w:rPr>
+      </w:pPr>
+      <w:r>
+        <w:rPr>
+          <w:rFonts w:ascii="Times New Roman" w:eastAsia="Times New Roman" w:hAnsi="Times New Roman" w:cs="Times New Roman"/>
+          <w:sz w:val="24"/>
+          <w:szCs w:val="24"/>
+        </w:rPr>
+        <w:t>Queue pops: 1620</w:t>
+      </w:r>
+    </w:p>
+    <w:p>
+      <w:pPr>
+        <w:spacing w:after="0" w:line="240" w:lineRule="auto"/>
+        <w:rPr>
+          <w:rFonts w:ascii="Times New Roman" w:eastAsia="Times New Roman" w:hAnsi="Times New Roman" w:cs="Times New Roman"/>
+          <w:sz w:val="24"/>
+          <w:szCs w:val="24"/>
+        </w:rPr>
+      </w:pPr>
+      <w:r>
+        <w:rPr>
+          <w:rFonts w:ascii="Times New Roman" w:eastAsia="Times New Roman" w:hAnsi="Times New Roman" w:cs="Times New Roman"/>
+          <w:sz w:val="24"/>
+          <w:szCs w:val="24"/>
+        </w:rPr>
+        <w:t>Backtracking calls: 41047</w:t>
+      </w:r>
       <w:r>
         <w:rPr>
           <w:rFonts w:ascii="Times New Roman" w:eastAsia="Times New Roman" w:hAnsi="Times New Roman" w:cs="Times New Roman"/>
@@ -2503,6 +2537,7 @@
           <w:sz w:val="24"/>
           <w:szCs w:val="24"/>
         </w:rPr>
+        <w:lastRenderedPageBreak/>
         <w:t xml:space="preserve">Easy: negligible usage </w:t>
       </w:r>
     </w:p>
@@ -2565,7 +2600,6 @@
           <w:sz w:val="24"/>
           <w:szCs w:val="24"/>
         </w:rPr>
-        <w:lastRenderedPageBreak/>
         <w:t>This confirms that:</w:t>
       </w:r>
     </w:p>
@@ -3125,6 +3159,7 @@
           <w:sz w:val="24"/>
           <w:szCs w:val="24"/>
         </w:rPr>
+        <w:lastRenderedPageBreak/>
         <w:t>This study demonstrates that integrating AC-3 with backtracking significantly improves Sudoku solving performance, especially for low- and medium-difficulty puzzles.</w:t>
       </w:r>
     </w:p>
@@ -3165,7 +3200,6 @@
           <w:sz w:val="24"/>
           <w:szCs w:val="24"/>
         </w:rPr>
-        <w:lastRenderedPageBreak/>
         <w:t xml:space="preserve">AC-3 fails to sufficiently reduce domains </w:t>
       </w:r>
     </w:p>

--- a/Sudoku_CSP_Report.docx
+++ b/Sudoku_CSP_Report.docx
@@ -657,6 +657,130 @@
           <w:szCs w:val="24"/>
         </w:rPr>
         <w:t xml:space="preserve">Uses constraint checking to ensure validity. </w:t>
+      </w:r>
+    </w:p>
+    <w:p>
+      <w:pPr>
+        <w:numPr>
+          <w:ilvl w:val="0"/>
+          <w:numId w:val="12"/>
+        </w:numPr>
+        <w:spacing w:before="100" w:beforeAutospacing="1" w:after="100" w:afterAutospacing="1" w:line="240" w:lineRule="auto"/>
+        <w:rPr>
+          <w:rFonts w:ascii="Times New Roman" w:eastAsia="Times New Roman" w:hAnsi="Times New Roman" w:cs="Times New Roman"/>
+          <w:sz w:val="24"/>
+          <w:szCs w:val="24"/>
+        </w:rPr>
+      </w:pPr>
+      <w:r>
+        <w:rPr>
+          <w:rFonts w:ascii="Times New Roman" w:eastAsia="Times New Roman" w:hAnsi="Times New Roman" w:cs="Times New Roman"/>
+          <w:sz w:val="24"/>
+          <w:szCs w:val="24"/>
+        </w:rPr>
+        <w:t>Forward Checking</w:t>
+      </w:r>
+    </w:p>
+    <w:p>
+      <w:pPr>
+        <w:numPr>
+          <w:ilvl w:val="1"/>
+          <w:numId w:val="12"/>
+        </w:numPr>
+        <w:spacing w:before="100" w:beforeAutospacing="1" w:after="100" w:afterAutospacing="1" w:line="240" w:lineRule="auto"/>
+        <w:rPr>
+          <w:rFonts w:ascii="Times New Roman" w:eastAsia="Times New Roman" w:hAnsi="Times New Roman" w:cs="Times New Roman"/>
+          <w:sz w:val="24"/>
+          <w:szCs w:val="24"/>
+        </w:rPr>
+      </w:pPr>
+      <w:r>
+        <w:t>Forward Checking is applied during backtracking to improve efficiency by proactively eliminating invalid values from neighboring variable domains after each assignment.</w:t>
+      </w:r>
+    </w:p>
+    <w:p>
+      <w:pPr>
+        <w:numPr>
+          <w:ilvl w:val="1"/>
+          <w:numId w:val="12"/>
+        </w:numPr>
+        <w:spacing w:before="100" w:beforeAutospacing="1" w:after="100" w:afterAutospacing="1" w:line="240" w:lineRule="auto"/>
+        <w:rPr>
+          <w:rFonts w:ascii="Times New Roman" w:eastAsia="Times New Roman" w:hAnsi="Times New Roman" w:cs="Times New Roman"/>
+          <w:sz w:val="24"/>
+          <w:szCs w:val="24"/>
+        </w:rPr>
+      </w:pPr>
+      <w:r>
+        <w:t>When a value is assigned to a cell:</w:t>
+      </w:r>
+    </w:p>
+    <w:p>
+      <w:pPr>
+        <w:numPr>
+          <w:ilvl w:val="2"/>
+          <w:numId w:val="12"/>
+        </w:numPr>
+        <w:spacing w:before="100" w:beforeAutospacing="1" w:after="100" w:afterAutospacing="1" w:line="240" w:lineRule="auto"/>
+        <w:rPr>
+          <w:rFonts w:ascii="Times New Roman" w:eastAsia="Times New Roman" w:hAnsi="Times New Roman" w:cs="Times New Roman"/>
+          <w:sz w:val="24"/>
+          <w:szCs w:val="24"/>
+        </w:rPr>
+      </w:pPr>
+      <w:r>
+        <w:t xml:space="preserve">That value is removed from all neighboring domains. </w:t>
+      </w:r>
+    </w:p>
+    <w:p>
+      <w:pPr>
+        <w:numPr>
+          <w:ilvl w:val="2"/>
+          <w:numId w:val="12"/>
+        </w:numPr>
+        <w:spacing w:before="100" w:beforeAutospacing="1" w:after="100" w:afterAutospacing="1" w:line="240" w:lineRule="auto"/>
+        <w:rPr>
+          <w:rFonts w:ascii="Times New Roman" w:eastAsia="Times New Roman" w:hAnsi="Times New Roman" w:cs="Times New Roman"/>
+          <w:sz w:val="24"/>
+          <w:szCs w:val="24"/>
+        </w:rPr>
+      </w:pPr>
+      <w:r>
+        <w:t xml:space="preserve">If any neighbor domain becomes empty, the assignment is immediately rejected. </w:t>
+      </w:r>
+    </w:p>
+    <w:p>
+      <w:pPr>
+        <w:numPr>
+          <w:ilvl w:val="2"/>
+          <w:numId w:val="12"/>
+        </w:numPr>
+        <w:spacing w:before="100" w:beforeAutospacing="1" w:after="100" w:afterAutospacing="1" w:line="240" w:lineRule="auto"/>
+        <w:rPr>
+          <w:rFonts w:ascii="Times New Roman" w:eastAsia="Times New Roman" w:hAnsi="Times New Roman" w:cs="Times New Roman"/>
+          <w:sz w:val="24"/>
+          <w:szCs w:val="24"/>
+        </w:rPr>
+      </w:pPr>
+      <w:r>
+        <w:t xml:space="preserve">Domain states are restored if backtracking occurs. </w:t>
+      </w:r>
+    </w:p>
+    <w:p>
+      <w:pPr>
+        <w:numPr>
+          <w:ilvl w:val="1"/>
+          <w:numId w:val="12"/>
+        </w:numPr>
+        <w:spacing w:before="100" w:beforeAutospacing="1" w:after="100" w:afterAutospacing="1" w:line="240" w:lineRule="auto"/>
+        <w:rPr>
+          <w:rFonts w:ascii="Times New Roman" w:eastAsia="Times New Roman" w:hAnsi="Times New Roman" w:cs="Times New Roman"/>
+          <w:sz w:val="24"/>
+          <w:szCs w:val="24"/>
+        </w:rPr>
+      </w:pPr>
+      <w:r>
+        <w:t>This reduces the number of invalid recursive paths explored during search and significantly improves performance compared to pure backtracking.</w:t>
       </w:r>
     </w:p>
     <w:p>
@@ -733,8 +857,8 @@
         <w:tblLook w:val="04A0" w:firstRow="1" w:lastRow="0" w:firstColumn="1" w:lastColumn="0" w:noHBand="0" w:noVBand="1"/>
       </w:tblPr>
       <w:tblGrid>
-        <w:gridCol w:w="2208"/>
-        <w:gridCol w:w="4427"/>
+        <w:gridCol w:w="1915"/>
+        <w:gridCol w:w="5181"/>
       </w:tblGrid>
       <w:tr>
         <w:trPr>
@@ -749,8 +873,7 @@
           </w:tcPr>
           <w:p>
             <w:pPr>
-              <w:spacing w:after="0" w:line="240" w:lineRule="auto"/>
-              <w:jc w:val="center"/>
+              <w:spacing w:before="100" w:beforeAutospacing="1" w:after="100" w:afterAutospacing="1" w:line="240" w:lineRule="auto"/>
               <w:rPr>
                 <w:rFonts w:ascii="Times New Roman" w:eastAsia="Times New Roman" w:hAnsi="Times New Roman" w:cs="Times New Roman"/>
                 <w:b/>
@@ -779,8 +902,7 @@
           </w:tcPr>
           <w:p>
             <w:pPr>
-              <w:spacing w:after="0" w:line="240" w:lineRule="auto"/>
-              <w:jc w:val="center"/>
+              <w:spacing w:before="100" w:beforeAutospacing="1" w:after="100" w:afterAutospacing="1" w:line="240" w:lineRule="auto"/>
               <w:rPr>
                 <w:rFonts w:ascii="Times New Roman" w:eastAsia="Times New Roman" w:hAnsi="Times New Roman" w:cs="Times New Roman"/>
                 <w:b/>
@@ -814,23 +936,23 @@
           </w:tcPr>
           <w:p>
             <w:pPr>
-              <w:spacing w:after="0" w:line="240" w:lineRule="auto"/>
+              <w:spacing w:before="100" w:beforeAutospacing="1" w:after="100" w:afterAutospacing="1" w:line="240" w:lineRule="auto"/>
               <w:rPr>
                 <w:rFonts w:ascii="Times New Roman" w:eastAsia="Times New Roman" w:hAnsi="Times New Roman" w:cs="Times New Roman"/>
                 <w:sz w:val="24"/>
                 <w:szCs w:val="24"/>
               </w:rPr>
             </w:pPr>
+            <w:proofErr w:type="spellStart"/>
             <w:r>
               <w:rPr>
                 <w:rFonts w:ascii="Times New Roman" w:eastAsia="Times New Roman" w:hAnsi="Times New Roman" w:cs="Times New Roman"/>
-                <w:b/>
-                <w:bCs/>
                 <w:sz w:val="24"/>
                 <w:szCs w:val="24"/>
               </w:rPr>
-              <w:t>clues</w:t>
+              <w:t>arc_checks</w:t>
             </w:r>
+            <w:proofErr w:type="spellEnd"/>
           </w:p>
         </w:tc>
         <w:tc>
@@ -841,7 +963,7 @@
           </w:tcPr>
           <w:p>
             <w:pPr>
-              <w:spacing w:after="0" w:line="240" w:lineRule="auto"/>
+              <w:spacing w:before="100" w:beforeAutospacing="1" w:after="100" w:afterAutospacing="1" w:line="240" w:lineRule="auto"/>
               <w:rPr>
                 <w:rFonts w:ascii="Times New Roman" w:eastAsia="Times New Roman" w:hAnsi="Times New Roman" w:cs="Times New Roman"/>
                 <w:sz w:val="24"/>
@@ -854,7 +976,7 @@
                 <w:sz w:val="24"/>
                 <w:szCs w:val="24"/>
               </w:rPr>
-              <w:t>Number of pre-filled cells</w:t>
+              <w:t>Number of constraint checks performed during AC-3</w:t>
             </w:r>
           </w:p>
         </w:tc>
@@ -871,64 +993,7 @@
           </w:tcPr>
           <w:p>
             <w:pPr>
-              <w:spacing w:after="0" w:line="240" w:lineRule="auto"/>
-              <w:rPr>
-                <w:rFonts w:ascii="Times New Roman" w:eastAsia="Times New Roman" w:hAnsi="Times New Roman" w:cs="Times New Roman"/>
-                <w:sz w:val="24"/>
-                <w:szCs w:val="24"/>
-              </w:rPr>
-            </w:pPr>
-            <w:r>
-              <w:rPr>
-                <w:rFonts w:ascii="Times New Roman" w:eastAsia="Times New Roman" w:hAnsi="Times New Roman" w:cs="Times New Roman"/>
-                <w:b/>
-                <w:bCs/>
-                <w:sz w:val="24"/>
-                <w:szCs w:val="24"/>
-              </w:rPr>
-              <w:t>empty</w:t>
-            </w:r>
-          </w:p>
-        </w:tc>
-        <w:tc>
-          <w:tcPr>
-            <w:tcW w:w="0" w:type="auto"/>
-            <w:vAlign w:val="center"/>
-            <w:hideMark/>
-          </w:tcPr>
-          <w:p>
-            <w:pPr>
-              <w:spacing w:after="0" w:line="240" w:lineRule="auto"/>
-              <w:rPr>
-                <w:rFonts w:ascii="Times New Roman" w:eastAsia="Times New Roman" w:hAnsi="Times New Roman" w:cs="Times New Roman"/>
-                <w:sz w:val="24"/>
-                <w:szCs w:val="24"/>
-              </w:rPr>
-            </w:pPr>
-            <w:r>
-              <w:rPr>
-                <w:rFonts w:ascii="Times New Roman" w:eastAsia="Times New Roman" w:hAnsi="Times New Roman" w:cs="Times New Roman"/>
-                <w:sz w:val="24"/>
-                <w:szCs w:val="24"/>
-              </w:rPr>
-              <w:t>Number of unassigned cells</w:t>
-            </w:r>
-          </w:p>
-        </w:tc>
-      </w:tr>
-      <w:tr>
-        <w:trPr>
-          <w:tblCellSpacing w:w="15" w:type="dxa"/>
-        </w:trPr>
-        <w:tc>
-          <w:tcPr>
-            <w:tcW w:w="0" w:type="auto"/>
-            <w:vAlign w:val="center"/>
-            <w:hideMark/>
-          </w:tcPr>
-          <w:p>
-            <w:pPr>
-              <w:spacing w:after="0" w:line="240" w:lineRule="auto"/>
+              <w:spacing w:before="100" w:beforeAutospacing="1" w:after="100" w:afterAutospacing="1" w:line="240" w:lineRule="auto"/>
               <w:rPr>
                 <w:rFonts w:ascii="Times New Roman" w:eastAsia="Times New Roman" w:hAnsi="Times New Roman" w:cs="Times New Roman"/>
                 <w:sz w:val="24"/>
@@ -939,67 +1004,6 @@
             <w:r>
               <w:rPr>
                 <w:rFonts w:ascii="Times New Roman" w:eastAsia="Times New Roman" w:hAnsi="Times New Roman" w:cs="Times New Roman"/>
-                <w:b/>
-                <w:bCs/>
-                <w:sz w:val="24"/>
-                <w:szCs w:val="24"/>
-              </w:rPr>
-              <w:t>arc_checks</w:t>
-            </w:r>
-            <w:proofErr w:type="spellEnd"/>
-          </w:p>
-        </w:tc>
-        <w:tc>
-          <w:tcPr>
-            <w:tcW w:w="0" w:type="auto"/>
-            <w:vAlign w:val="center"/>
-            <w:hideMark/>
-          </w:tcPr>
-          <w:p>
-            <w:pPr>
-              <w:spacing w:after="0" w:line="240" w:lineRule="auto"/>
-              <w:rPr>
-                <w:rFonts w:ascii="Times New Roman" w:eastAsia="Times New Roman" w:hAnsi="Times New Roman" w:cs="Times New Roman"/>
-                <w:sz w:val="24"/>
-                <w:szCs w:val="24"/>
-              </w:rPr>
-            </w:pPr>
-            <w:r>
-              <w:rPr>
-                <w:rFonts w:ascii="Times New Roman" w:eastAsia="Times New Roman" w:hAnsi="Times New Roman" w:cs="Times New Roman"/>
-                <w:sz w:val="24"/>
-                <w:szCs w:val="24"/>
-              </w:rPr>
-              <w:t>Number of arc consistency checks performed</w:t>
-            </w:r>
-          </w:p>
-        </w:tc>
-      </w:tr>
-      <w:tr>
-        <w:trPr>
-          <w:tblCellSpacing w:w="15" w:type="dxa"/>
-        </w:trPr>
-        <w:tc>
-          <w:tcPr>
-            <w:tcW w:w="0" w:type="auto"/>
-            <w:vAlign w:val="center"/>
-            <w:hideMark/>
-          </w:tcPr>
-          <w:p>
-            <w:pPr>
-              <w:spacing w:after="0" w:line="240" w:lineRule="auto"/>
-              <w:rPr>
-                <w:rFonts w:ascii="Times New Roman" w:eastAsia="Times New Roman" w:hAnsi="Times New Roman" w:cs="Times New Roman"/>
-                <w:sz w:val="24"/>
-                <w:szCs w:val="24"/>
-              </w:rPr>
-            </w:pPr>
-            <w:proofErr w:type="spellStart"/>
-            <w:r>
-              <w:rPr>
-                <w:rFonts w:ascii="Times New Roman" w:eastAsia="Times New Roman" w:hAnsi="Times New Roman" w:cs="Times New Roman"/>
-                <w:b/>
-                <w:bCs/>
                 <w:sz w:val="24"/>
                 <w:szCs w:val="24"/>
               </w:rPr>
@@ -1016,7 +1020,7 @@
           </w:tcPr>
           <w:p>
             <w:pPr>
-              <w:spacing w:after="0" w:line="240" w:lineRule="auto"/>
+              <w:spacing w:before="100" w:beforeAutospacing="1" w:after="100" w:afterAutospacing="1" w:line="240" w:lineRule="auto"/>
               <w:rPr>
                 <w:rFonts w:ascii="Times New Roman" w:eastAsia="Times New Roman" w:hAnsi="Times New Roman" w:cs="Times New Roman"/>
                 <w:sz w:val="24"/>
@@ -1046,23 +1050,23 @@
           </w:tcPr>
           <w:p>
             <w:pPr>
-              <w:spacing w:after="0" w:line="240" w:lineRule="auto"/>
+              <w:spacing w:before="100" w:beforeAutospacing="1" w:after="100" w:afterAutospacing="1" w:line="240" w:lineRule="auto"/>
               <w:rPr>
                 <w:rFonts w:ascii="Times New Roman" w:eastAsia="Times New Roman" w:hAnsi="Times New Roman" w:cs="Times New Roman"/>
                 <w:sz w:val="24"/>
                 <w:szCs w:val="24"/>
               </w:rPr>
             </w:pPr>
+            <w:proofErr w:type="spellStart"/>
             <w:r>
               <w:rPr>
                 <w:rFonts w:ascii="Times New Roman" w:eastAsia="Times New Roman" w:hAnsi="Times New Roman" w:cs="Times New Roman"/>
-                <w:b/>
-                <w:bCs/>
                 <w:sz w:val="24"/>
                 <w:szCs w:val="24"/>
               </w:rPr>
-              <w:t>cells_by_ac3</w:t>
+              <w:t>queue_pushes</w:t>
             </w:r>
+            <w:proofErr w:type="spellEnd"/>
           </w:p>
         </w:tc>
         <w:tc>
@@ -1073,7 +1077,7 @@
           </w:tcPr>
           <w:p>
             <w:pPr>
-              <w:spacing w:after="0" w:line="240" w:lineRule="auto"/>
+              <w:spacing w:before="100" w:beforeAutospacing="1" w:after="100" w:afterAutospacing="1" w:line="240" w:lineRule="auto"/>
               <w:rPr>
                 <w:rFonts w:ascii="Times New Roman" w:eastAsia="Times New Roman" w:hAnsi="Times New Roman" w:cs="Times New Roman"/>
                 <w:sz w:val="24"/>
@@ -1086,7 +1090,7 @@
                 <w:sz w:val="24"/>
                 <w:szCs w:val="24"/>
               </w:rPr>
-              <w:t>Cells solved directly by AC-3</w:t>
+              <w:t>Number of arcs added to the AC-3 queue</w:t>
             </w:r>
           </w:p>
         </w:tc>
@@ -1103,23 +1107,23 @@
           </w:tcPr>
           <w:p>
             <w:pPr>
-              <w:spacing w:after="0" w:line="240" w:lineRule="auto"/>
+              <w:spacing w:before="100" w:beforeAutospacing="1" w:after="100" w:afterAutospacing="1" w:line="240" w:lineRule="auto"/>
               <w:rPr>
                 <w:rFonts w:ascii="Times New Roman" w:eastAsia="Times New Roman" w:hAnsi="Times New Roman" w:cs="Times New Roman"/>
                 <w:sz w:val="24"/>
                 <w:szCs w:val="24"/>
               </w:rPr>
             </w:pPr>
+            <w:proofErr w:type="spellStart"/>
             <w:r>
               <w:rPr>
                 <w:rFonts w:ascii="Times New Roman" w:eastAsia="Times New Roman" w:hAnsi="Times New Roman" w:cs="Times New Roman"/>
-                <w:b/>
-                <w:bCs/>
                 <w:sz w:val="24"/>
                 <w:szCs w:val="24"/>
               </w:rPr>
-              <w:t>remaining_after_ac3</w:t>
+              <w:t>queue_pops</w:t>
             </w:r>
+            <w:proofErr w:type="spellEnd"/>
           </w:p>
         </w:tc>
         <w:tc>
@@ -1130,7 +1134,7 @@
           </w:tcPr>
           <w:p>
             <w:pPr>
-              <w:spacing w:after="0" w:line="240" w:lineRule="auto"/>
+              <w:spacing w:before="100" w:beforeAutospacing="1" w:after="100" w:afterAutospacing="1" w:line="240" w:lineRule="auto"/>
               <w:rPr>
                 <w:rFonts w:ascii="Times New Roman" w:eastAsia="Times New Roman" w:hAnsi="Times New Roman" w:cs="Times New Roman"/>
                 <w:sz w:val="24"/>
@@ -1143,7 +1147,7 @@
                 <w:sz w:val="24"/>
                 <w:szCs w:val="24"/>
               </w:rPr>
-              <w:t>Unassigned cells after AC-3</w:t>
+              <w:t>Number of arcs processed from the queue</w:t>
             </w:r>
           </w:p>
         </w:tc>
@@ -1160,34 +1164,7 @@
           </w:tcPr>
           <w:p>
             <w:pPr>
-              <w:spacing w:after="0" w:line="240" w:lineRule="auto"/>
-              <w:rPr>
-                <w:rFonts w:ascii="Times New Roman" w:eastAsia="Times New Roman" w:hAnsi="Times New Roman" w:cs="Times New Roman"/>
-                <w:sz w:val="24"/>
-                <w:szCs w:val="24"/>
-              </w:rPr>
-            </w:pPr>
-            <w:r>
-              <w:rPr>
-                <w:rFonts w:ascii="Times New Roman" w:eastAsia="Times New Roman" w:hAnsi="Times New Roman" w:cs="Times New Roman"/>
-                <w:b/>
-                <w:bCs/>
-                <w:sz w:val="24"/>
-                <w:szCs w:val="24"/>
-              </w:rPr>
-              <w:t>ac3_ms</w:t>
-            </w:r>
-          </w:p>
-        </w:tc>
-        <w:tc>
-          <w:tcPr>
-            <w:tcW w:w="0" w:type="auto"/>
-            <w:vAlign w:val="center"/>
-            <w:hideMark/>
-          </w:tcPr>
-          <w:p>
-            <w:pPr>
-              <w:spacing w:after="0" w:line="240" w:lineRule="auto"/>
+              <w:spacing w:before="100" w:beforeAutospacing="1" w:after="100" w:afterAutospacing="1" w:line="240" w:lineRule="auto"/>
               <w:rPr>
                 <w:rFonts w:ascii="Times New Roman" w:eastAsia="Times New Roman" w:hAnsi="Times New Roman" w:cs="Times New Roman"/>
                 <w:sz w:val="24"/>
@@ -1200,7 +1177,32 @@
                 <w:sz w:val="24"/>
                 <w:szCs w:val="24"/>
               </w:rPr>
-              <w:t>Time taken by AC-3 (</w:t>
+              <w:t>ac3_time</w:t>
+            </w:r>
+          </w:p>
+        </w:tc>
+        <w:tc>
+          <w:tcPr>
+            <w:tcW w:w="0" w:type="auto"/>
+            <w:vAlign w:val="center"/>
+            <w:hideMark/>
+          </w:tcPr>
+          <w:p>
+            <w:pPr>
+              <w:spacing w:before="100" w:beforeAutospacing="1" w:after="100" w:afterAutospacing="1" w:line="240" w:lineRule="auto"/>
+              <w:rPr>
+                <w:rFonts w:ascii="Times New Roman" w:eastAsia="Times New Roman" w:hAnsi="Times New Roman" w:cs="Times New Roman"/>
+                <w:sz w:val="24"/>
+                <w:szCs w:val="24"/>
+              </w:rPr>
+            </w:pPr>
+            <w:r>
+              <w:rPr>
+                <w:rFonts w:ascii="Times New Roman" w:eastAsia="Times New Roman" w:hAnsi="Times New Roman" w:cs="Times New Roman"/>
+                <w:sz w:val="24"/>
+                <w:szCs w:val="24"/>
+              </w:rPr>
+              <w:t>Execution time of AC-3 (</w:t>
             </w:r>
             <w:proofErr w:type="spellStart"/>
             <w:r>
@@ -1235,7 +1237,7 @@
           </w:tcPr>
           <w:p>
             <w:pPr>
-              <w:spacing w:after="0" w:line="240" w:lineRule="auto"/>
+              <w:spacing w:before="100" w:beforeAutospacing="1" w:after="100" w:afterAutospacing="1" w:line="240" w:lineRule="auto"/>
               <w:rPr>
                 <w:rFonts w:ascii="Times New Roman" w:eastAsia="Times New Roman" w:hAnsi="Times New Roman" w:cs="Times New Roman"/>
                 <w:sz w:val="24"/>
@@ -1246,8 +1248,6 @@
             <w:r>
               <w:rPr>
                 <w:rFonts w:ascii="Times New Roman" w:eastAsia="Times New Roman" w:hAnsi="Times New Roman" w:cs="Times New Roman"/>
-                <w:b/>
-                <w:bCs/>
                 <w:sz w:val="24"/>
                 <w:szCs w:val="24"/>
               </w:rPr>
@@ -1264,7 +1264,7 @@
           </w:tcPr>
           <w:p>
             <w:pPr>
-              <w:spacing w:after="0" w:line="240" w:lineRule="auto"/>
+              <w:spacing w:before="100" w:beforeAutospacing="1" w:after="100" w:afterAutospacing="1" w:line="240" w:lineRule="auto"/>
               <w:rPr>
                 <w:rFonts w:ascii="Times New Roman" w:eastAsia="Times New Roman" w:hAnsi="Times New Roman" w:cs="Times New Roman"/>
                 <w:sz w:val="24"/>
@@ -1294,7 +1294,7 @@
           </w:tcPr>
           <w:p>
             <w:pPr>
-              <w:spacing w:after="0" w:line="240" w:lineRule="auto"/>
+              <w:spacing w:before="100" w:beforeAutospacing="1" w:after="100" w:afterAutospacing="1" w:line="240" w:lineRule="auto"/>
               <w:rPr>
                 <w:rFonts w:ascii="Times New Roman" w:eastAsia="Times New Roman" w:hAnsi="Times New Roman" w:cs="Times New Roman"/>
                 <w:sz w:val="24"/>
@@ -1305,12 +1305,10 @@
             <w:r>
               <w:rPr>
                 <w:rFonts w:ascii="Times New Roman" w:eastAsia="Times New Roman" w:hAnsi="Times New Roman" w:cs="Times New Roman"/>
-                <w:b/>
-                <w:bCs/>
                 <w:sz w:val="24"/>
                 <w:szCs w:val="24"/>
               </w:rPr>
-              <w:t>bt_ms</w:t>
+              <w:t>bt_time</w:t>
             </w:r>
             <w:proofErr w:type="spellEnd"/>
           </w:p>
@@ -1323,7 +1321,7 @@
           </w:tcPr>
           <w:p>
             <w:pPr>
-              <w:spacing w:after="0" w:line="240" w:lineRule="auto"/>
+              <w:spacing w:before="100" w:beforeAutospacing="1" w:after="100" w:afterAutospacing="1" w:line="240" w:lineRule="auto"/>
               <w:rPr>
                 <w:rFonts w:ascii="Times New Roman" w:eastAsia="Times New Roman" w:hAnsi="Times New Roman" w:cs="Times New Roman"/>
                 <w:sz w:val="24"/>
@@ -1336,7 +1334,7 @@
                 <w:sz w:val="24"/>
                 <w:szCs w:val="24"/>
               </w:rPr>
-              <w:t>Time spent in backtracking (</w:t>
+              <w:t>Execution time of backtracking (</w:t>
             </w:r>
             <w:proofErr w:type="spellStart"/>
             <w:r>
@@ -1359,123 +1357,17 @@
           </w:p>
         </w:tc>
       </w:tr>
-      <w:tr>
-        <w:trPr>
-          <w:tblCellSpacing w:w="15" w:type="dxa"/>
-        </w:trPr>
-        <w:tc>
-          <w:tcPr>
-            <w:tcW w:w="0" w:type="auto"/>
-            <w:vAlign w:val="center"/>
-            <w:hideMark/>
-          </w:tcPr>
-          <w:p>
-            <w:pPr>
-              <w:spacing w:after="0" w:line="240" w:lineRule="auto"/>
-              <w:rPr>
-                <w:rFonts w:ascii="Times New Roman" w:eastAsia="Times New Roman" w:hAnsi="Times New Roman" w:cs="Times New Roman"/>
-                <w:sz w:val="24"/>
-                <w:szCs w:val="24"/>
-              </w:rPr>
-            </w:pPr>
-            <w:r>
-              <w:rPr>
-                <w:rFonts w:ascii="Times New Roman" w:eastAsia="Times New Roman" w:hAnsi="Times New Roman" w:cs="Times New Roman"/>
-                <w:b/>
-                <w:bCs/>
-                <w:sz w:val="24"/>
-                <w:szCs w:val="24"/>
-              </w:rPr>
-              <w:t>bt_calls_after_ac3</w:t>
-            </w:r>
-          </w:p>
-        </w:tc>
-        <w:tc>
-          <w:tcPr>
-            <w:tcW w:w="0" w:type="auto"/>
-            <w:vAlign w:val="center"/>
-            <w:hideMark/>
-          </w:tcPr>
-          <w:p>
-            <w:pPr>
-              <w:spacing w:after="0" w:line="240" w:lineRule="auto"/>
-              <w:rPr>
-                <w:rFonts w:ascii="Times New Roman" w:eastAsia="Times New Roman" w:hAnsi="Times New Roman" w:cs="Times New Roman"/>
-                <w:sz w:val="24"/>
-                <w:szCs w:val="24"/>
-              </w:rPr>
-            </w:pPr>
-            <w:r>
-              <w:rPr>
-                <w:rFonts w:ascii="Times New Roman" w:eastAsia="Times New Roman" w:hAnsi="Times New Roman" w:cs="Times New Roman"/>
-                <w:sz w:val="24"/>
-                <w:szCs w:val="24"/>
-              </w:rPr>
-              <w:t>Backtracking calls after AC-3 phase</w:t>
-            </w:r>
-          </w:p>
-        </w:tc>
-      </w:tr>
-      <w:tr>
-        <w:trPr>
-          <w:tblCellSpacing w:w="15" w:type="dxa"/>
-        </w:trPr>
-        <w:tc>
-          <w:tcPr>
-            <w:tcW w:w="0" w:type="auto"/>
-            <w:vAlign w:val="center"/>
-            <w:hideMark/>
-          </w:tcPr>
-          <w:p>
-            <w:pPr>
-              <w:spacing w:after="0" w:line="240" w:lineRule="auto"/>
-              <w:rPr>
-                <w:rFonts w:ascii="Times New Roman" w:eastAsia="Times New Roman" w:hAnsi="Times New Roman" w:cs="Times New Roman"/>
-                <w:sz w:val="24"/>
-                <w:szCs w:val="24"/>
-              </w:rPr>
-            </w:pPr>
-            <w:proofErr w:type="spellStart"/>
-            <w:r>
-              <w:rPr>
-                <w:rFonts w:ascii="Times New Roman" w:eastAsia="Times New Roman" w:hAnsi="Times New Roman" w:cs="Times New Roman"/>
-                <w:b/>
-                <w:bCs/>
-                <w:sz w:val="24"/>
-                <w:szCs w:val="24"/>
-              </w:rPr>
-              <w:t>combo_ms</w:t>
-            </w:r>
-            <w:proofErr w:type="spellEnd"/>
-          </w:p>
-        </w:tc>
-        <w:tc>
-          <w:tcPr>
-            <w:tcW w:w="0" w:type="auto"/>
-            <w:vAlign w:val="center"/>
-            <w:hideMark/>
-          </w:tcPr>
-          <w:p>
-            <w:pPr>
-              <w:spacing w:after="0" w:line="240" w:lineRule="auto"/>
-              <w:rPr>
-                <w:rFonts w:ascii="Times New Roman" w:eastAsia="Times New Roman" w:hAnsi="Times New Roman" w:cs="Times New Roman"/>
-                <w:sz w:val="24"/>
-                <w:szCs w:val="24"/>
-              </w:rPr>
-            </w:pPr>
-            <w:r>
-              <w:rPr>
-                <w:rFonts w:ascii="Times New Roman" w:eastAsia="Times New Roman" w:hAnsi="Times New Roman" w:cs="Times New Roman"/>
-                <w:sz w:val="24"/>
-                <w:szCs w:val="24"/>
-              </w:rPr>
-              <w:t>Total runtime (AC-3 + BT)</w:t>
-            </w:r>
-          </w:p>
-        </w:tc>
-      </w:tr>
     </w:tbl>
+    <w:p>
+      <w:pPr>
+        <w:spacing w:before="100" w:beforeAutospacing="1" w:after="100" w:afterAutospacing="1" w:line="240" w:lineRule="auto"/>
+        <w:rPr>
+          <w:rFonts w:ascii="Times New Roman" w:eastAsia="Times New Roman" w:hAnsi="Times New Roman" w:cs="Times New Roman"/>
+          <w:sz w:val="24"/>
+          <w:szCs w:val="24"/>
+        </w:rPr>
+      </w:pPr>
+    </w:p>
     <w:p>
       <w:pPr>
         <w:spacing w:after="0" w:line="240" w:lineRule="auto"/>
@@ -1711,6 +1603,7 @@
           <w:sz w:val="24"/>
           <w:szCs w:val="24"/>
         </w:rPr>
+        <w:lastRenderedPageBreak/>
         <w:t>Queue pushes: 4578</w:t>
       </w:r>
     </w:p>
@@ -1729,7 +1622,25 @@
           <w:sz w:val="24"/>
           <w:szCs w:val="24"/>
         </w:rPr>
-        <w:t>Queue pops: 3558</w:t>
+        <w:t xml:space="preserve">Queue </w:t>
+      </w:r>
+      <w:proofErr w:type="gramStart"/>
+      <w:r>
+        <w:rPr>
+          <w:rFonts w:ascii="Times New Roman" w:eastAsia="Times New Roman" w:hAnsi="Times New Roman" w:cs="Times New Roman"/>
+          <w:sz w:val="24"/>
+          <w:szCs w:val="24"/>
+        </w:rPr>
+        <w:t>pops</w:t>
+      </w:r>
+      <w:proofErr w:type="gramEnd"/>
+      <w:r>
+        <w:rPr>
+          <w:rFonts w:ascii="Times New Roman" w:eastAsia="Times New Roman" w:hAnsi="Times New Roman" w:cs="Times New Roman"/>
+          <w:sz w:val="24"/>
+          <w:szCs w:val="24"/>
+        </w:rPr>
+        <w:t>: 3558</w:t>
       </w:r>
     </w:p>
     <w:p>
@@ -1852,7 +1763,6 @@
           <w:sz w:val="24"/>
           <w:szCs w:val="24"/>
         </w:rPr>
-        <w:lastRenderedPageBreak/>
         <w:t>BT time (</w:t>
       </w:r>
       <w:proofErr w:type="spellStart"/>
@@ -2428,6 +2338,7 @@
           <w:sz w:val="24"/>
           <w:szCs w:val="24"/>
         </w:rPr>
+        <w:lastRenderedPageBreak/>
         <w:t>Hard puzzles</w:t>
       </w:r>
       <w:r>
@@ -2445,7 +2356,6 @@
           <w:szCs w:val="24"/>
         </w:rPr>
         <w:br/>
-        <w:t>AC-3 provides no meaningful domain reduction.</w:t>
       </w:r>
       <w:r>
         <w:rPr>
@@ -2453,8 +2363,7 @@
           <w:sz w:val="24"/>
           <w:szCs w:val="24"/>
         </w:rPr>
-        <w:br/>
-        <w:t xml:space="preserve">This indicates weak constraint propagation due to high ambiguity in domains. </w:t>
+        <w:t>Hard puzzles: AC-3 alone shows limited domain pruning due to high initial ambiguity in constraints. However, forward checking significantly improves search efficiency by reducing invalid value propagation during recursive assignment.</w:t>
       </w:r>
     </w:p>
     <w:p>
@@ -2502,7 +2411,7 @@
     </w:p>
     <w:p>
       <w:pPr>
-        <w:spacing w:before="100" w:beforeAutospacing="1" w:after="100" w:afterAutospacing="1" w:line="240" w:lineRule="auto"/>
+        <w:spacing w:after="0" w:line="240" w:lineRule="auto"/>
         <w:rPr>
           <w:rFonts w:ascii="Times New Roman" w:eastAsia="Times New Roman" w:hAnsi="Times New Roman" w:cs="Times New Roman"/>
           <w:sz w:val="24"/>
@@ -2515,39 +2424,40 @@
           <w:sz w:val="24"/>
           <w:szCs w:val="24"/>
         </w:rPr>
-        <w:t>Backtracking cost grows dramatically as AC-3 effectiveness decreases:</w:t>
+        <w:t xml:space="preserve">Backtracking cost increases as constraint propagation alone becomes insufficient. However, the inclusion of Forward Checking and the Minimum Remaining Values (MRV) </w:t>
+      </w:r>
+      <w:proofErr w:type="gramStart"/>
+      <w:r>
+        <w:rPr>
+          <w:rFonts w:ascii="Times New Roman" w:eastAsia="Times New Roman" w:hAnsi="Times New Roman" w:cs="Times New Roman"/>
+          <w:sz w:val="24"/>
+          <w:szCs w:val="24"/>
+        </w:rPr>
+        <w:t>heuristic</w:t>
+      </w:r>
+      <w:proofErr w:type="gramEnd"/>
+      <w:r>
+        <w:rPr>
+          <w:rFonts w:ascii="Times New Roman" w:eastAsia="Times New Roman" w:hAnsi="Times New Roman" w:cs="Times New Roman"/>
+          <w:sz w:val="24"/>
+          <w:szCs w:val="24"/>
+        </w:rPr>
+        <w:t xml:space="preserve"> significantly reduces unnecessary search exploration.</w:t>
       </w:r>
     </w:p>
     <w:p>
       <w:pPr>
-        <w:numPr>
-          <w:ilvl w:val="0"/>
-          <w:numId w:val="17"/>
-        </w:numPr>
-        <w:spacing w:before="100" w:beforeAutospacing="1" w:after="100" w:afterAutospacing="1" w:line="240" w:lineRule="auto"/>
-        <w:rPr>
-          <w:rFonts w:ascii="Times New Roman" w:eastAsia="Times New Roman" w:hAnsi="Times New Roman" w:cs="Times New Roman"/>
-          <w:sz w:val="24"/>
-          <w:szCs w:val="24"/>
-        </w:rPr>
-      </w:pPr>
-      <w:r>
-        <w:rPr>
-          <w:rFonts w:ascii="Times New Roman" w:eastAsia="Times New Roman" w:hAnsi="Times New Roman" w:cs="Times New Roman"/>
-          <w:sz w:val="24"/>
-          <w:szCs w:val="24"/>
-        </w:rPr>
-        <w:lastRenderedPageBreak/>
-        <w:t xml:space="preserve">Easy: negligible usage </w:t>
-      </w:r>
+        <w:spacing w:after="0" w:line="240" w:lineRule="auto"/>
+        <w:rPr>
+          <w:rFonts w:ascii="Times New Roman" w:eastAsia="Times New Roman" w:hAnsi="Times New Roman" w:cs="Times New Roman"/>
+          <w:sz w:val="24"/>
+          <w:szCs w:val="24"/>
+        </w:rPr>
+      </w:pPr>
     </w:p>
     <w:p>
       <w:pPr>
-        <w:numPr>
-          <w:ilvl w:val="0"/>
-          <w:numId w:val="17"/>
-        </w:numPr>
-        <w:spacing w:before="100" w:beforeAutospacing="1" w:after="100" w:afterAutospacing="1" w:line="240" w:lineRule="auto"/>
+        <w:spacing w:after="0" w:line="240" w:lineRule="auto"/>
         <w:rPr>
           <w:rFonts w:ascii="Times New Roman" w:eastAsia="Times New Roman" w:hAnsi="Times New Roman" w:cs="Times New Roman"/>
           <w:sz w:val="24"/>
@@ -2560,67 +2470,7 @@
           <w:sz w:val="24"/>
           <w:szCs w:val="24"/>
         </w:rPr>
-        <w:t xml:space="preserve">Intermediate: moderate usage </w:t>
-      </w:r>
-    </w:p>
-    <w:p>
-      <w:pPr>
-        <w:numPr>
-          <w:ilvl w:val="0"/>
-          <w:numId w:val="17"/>
-        </w:numPr>
-        <w:spacing w:before="100" w:beforeAutospacing="1" w:after="100" w:afterAutospacing="1" w:line="240" w:lineRule="auto"/>
-        <w:rPr>
-          <w:rFonts w:ascii="Times New Roman" w:eastAsia="Times New Roman" w:hAnsi="Times New Roman" w:cs="Times New Roman"/>
-          <w:sz w:val="24"/>
-          <w:szCs w:val="24"/>
-        </w:rPr>
-      </w:pPr>
-      <w:r>
-        <w:rPr>
-          <w:rFonts w:ascii="Times New Roman" w:eastAsia="Times New Roman" w:hAnsi="Times New Roman" w:cs="Times New Roman"/>
-          <w:sz w:val="24"/>
-          <w:szCs w:val="24"/>
-        </w:rPr>
-        <w:t xml:space="preserve">Hard: exponential explosion (~50k calls) </w:t>
-      </w:r>
-    </w:p>
-    <w:p>
-      <w:pPr>
-        <w:spacing w:before="100" w:beforeAutospacing="1" w:after="100" w:afterAutospacing="1" w:line="240" w:lineRule="auto"/>
-        <w:rPr>
-          <w:rFonts w:ascii="Times New Roman" w:eastAsia="Times New Roman" w:hAnsi="Times New Roman" w:cs="Times New Roman"/>
-          <w:sz w:val="24"/>
-          <w:szCs w:val="24"/>
-        </w:rPr>
-      </w:pPr>
-      <w:r>
-        <w:rPr>
-          <w:rFonts w:ascii="Times New Roman" w:eastAsia="Times New Roman" w:hAnsi="Times New Roman" w:cs="Times New Roman"/>
-          <w:sz w:val="24"/>
-          <w:szCs w:val="24"/>
-        </w:rPr>
-        <w:t>This confirms that:</w:t>
-      </w:r>
-    </w:p>
-    <w:p>
-      <w:pPr>
-        <w:spacing w:before="100" w:beforeAutospacing="1" w:after="100" w:afterAutospacing="1" w:line="240" w:lineRule="auto"/>
-        <w:rPr>
-          <w:rFonts w:ascii="Times New Roman" w:eastAsia="Times New Roman" w:hAnsi="Times New Roman" w:cs="Times New Roman"/>
-          <w:sz w:val="24"/>
-          <w:szCs w:val="24"/>
-        </w:rPr>
-      </w:pPr>
-      <w:r>
-        <w:rPr>
-          <w:rFonts w:ascii="Times New Roman" w:eastAsia="Times New Roman" w:hAnsi="Times New Roman" w:cs="Times New Roman"/>
-          <w:b/>
-          <w:bCs/>
-          <w:sz w:val="24"/>
-          <w:szCs w:val="24"/>
-        </w:rPr>
-        <w:t>Backtracking complexity dominates when constraint propagation is insufficient.</w:t>
+        <w:t>MRV improves efficiency by selecting the variable with the smallest remaining domain at each decision point. This ensures that the most constrained variables are assigned first, reducing the probability of deep invalid search branches and improving overall solver performance, particularly on hard instances.</w:t>
       </w:r>
     </w:p>
     <w:p>
@@ -2685,7 +2535,25 @@
           <w:sz w:val="24"/>
           <w:szCs w:val="24"/>
         </w:rPr>
-        <w:t>AC-3 has worst-case complexity:</w:t>
+        <w:t xml:space="preserve">AC-3 has </w:t>
+      </w:r>
+      <w:proofErr w:type="gramStart"/>
+      <w:r>
+        <w:rPr>
+          <w:rFonts w:ascii="Times New Roman" w:eastAsia="Times New Roman" w:hAnsi="Times New Roman" w:cs="Times New Roman"/>
+          <w:sz w:val="24"/>
+          <w:szCs w:val="24"/>
+        </w:rPr>
+        <w:t>worst</w:t>
+      </w:r>
+      <w:proofErr w:type="gramEnd"/>
+      <w:r>
+        <w:rPr>
+          <w:rFonts w:ascii="Times New Roman" w:eastAsia="Times New Roman" w:hAnsi="Times New Roman" w:cs="Times New Roman"/>
+          <w:sz w:val="24"/>
+          <w:szCs w:val="24"/>
+        </w:rPr>
+        <w:t>-case complexity:</w:t>
       </w:r>
     </w:p>
     <w:p>
@@ -3056,6 +2924,7 @@
           <w:sz w:val="24"/>
           <w:szCs w:val="24"/>
         </w:rPr>
+        <w:lastRenderedPageBreak/>
         <w:t>AC-3 alone is not sufficient for difficult CSPs</w:t>
       </w:r>
       <w:r>
@@ -3146,7 +3015,6 @@
     </w:p>
     <w:p>
       <w:pPr>
-        <w:spacing w:before="100" w:beforeAutospacing="1" w:after="100" w:afterAutospacing="1" w:line="240" w:lineRule="auto"/>
         <w:rPr>
           <w:rFonts w:ascii="Times New Roman" w:eastAsia="Times New Roman" w:hAnsi="Times New Roman" w:cs="Times New Roman"/>
           <w:sz w:val="24"/>
@@ -3159,13 +3027,11 @@
           <w:sz w:val="24"/>
           <w:szCs w:val="24"/>
         </w:rPr>
-        <w:lastRenderedPageBreak/>
-        <w:t>This study demonstrates that integrating AC-3 with backtracking significantly improves Sudoku solving performance, especially for low- and medium-difficulty puzzles.</w:t>
+        <w:t>This study demonstrates that integrating AC-3 with backtracking significantly improves Sudoku solving performance, particularly for easy and intermediate puzzles. However, for harder instances, AC-3 alone is insufficient to significantly reduce the search space due to weak initial constraint propagation.</w:t>
       </w:r>
     </w:p>
     <w:p>
       <w:pPr>
-        <w:spacing w:before="100" w:beforeAutospacing="1" w:after="100" w:afterAutospacing="1" w:line="240" w:lineRule="auto"/>
         <w:rPr>
           <w:rFonts w:ascii="Times New Roman" w:eastAsia="Times New Roman" w:hAnsi="Times New Roman" w:cs="Times New Roman"/>
           <w:sz w:val="24"/>
@@ -3178,16 +3044,11 @@
           <w:sz w:val="24"/>
           <w:szCs w:val="24"/>
         </w:rPr>
-        <w:t>However, for harder puzzles:</w:t>
+        <w:t>The addition of Forward Checking improves runtime efficiency by pruning invalid assignments during search, while the Minimum Remaining Values (MRV) heuristic further enhances performance by prioritizing the most constrained variables. Together, these optimizations reduce backtracking complexity and enable the solver to handle hard puzzles that are otherwise computationally expensive.</w:t>
       </w:r>
     </w:p>
     <w:p>
       <w:pPr>
-        <w:numPr>
-          <w:ilvl w:val="0"/>
-          <w:numId w:val="21"/>
-        </w:numPr>
-        <w:spacing w:before="100" w:beforeAutospacing="1" w:after="100" w:afterAutospacing="1" w:line="240" w:lineRule="auto"/>
         <w:rPr>
           <w:rFonts w:ascii="Times New Roman" w:eastAsia="Times New Roman" w:hAnsi="Times New Roman" w:cs="Times New Roman"/>
           <w:sz w:val="24"/>
@@ -3200,116 +3061,9 @@
           <w:sz w:val="24"/>
           <w:szCs w:val="24"/>
         </w:rPr>
-        <w:t xml:space="preserve">AC-3 fails to sufficiently reduce domains </w:t>
+        <w:t>Overall, the hybrid solver (AC-3 + Forward Checking + Backtracking + MRV) provides a robust and efficient CSP-solving framework across all difficulty levels.</w:t>
       </w:r>
     </w:p>
-    <w:p>
-      <w:pPr>
-        <w:numPr>
-          <w:ilvl w:val="0"/>
-          <w:numId w:val="21"/>
-        </w:numPr>
-        <w:spacing w:before="100" w:beforeAutospacing="1" w:after="100" w:afterAutospacing="1" w:line="240" w:lineRule="auto"/>
-        <w:rPr>
-          <w:rFonts w:ascii="Times New Roman" w:eastAsia="Times New Roman" w:hAnsi="Times New Roman" w:cs="Times New Roman"/>
-          <w:sz w:val="24"/>
-          <w:szCs w:val="24"/>
-        </w:rPr>
-      </w:pPr>
-      <w:r>
-        <w:rPr>
-          <w:rFonts w:ascii="Times New Roman" w:eastAsia="Times New Roman" w:hAnsi="Times New Roman" w:cs="Times New Roman"/>
-          <w:sz w:val="24"/>
-          <w:szCs w:val="24"/>
-        </w:rPr>
-        <w:t xml:space="preserve">Backtracking becomes the dominant computational cost </w:t>
-      </w:r>
-    </w:p>
-    <w:p>
-      <w:pPr>
-        <w:spacing w:before="100" w:beforeAutospacing="1" w:after="100" w:afterAutospacing="1" w:line="240" w:lineRule="auto"/>
-        <w:rPr>
-          <w:rFonts w:ascii="Times New Roman" w:eastAsia="Times New Roman" w:hAnsi="Times New Roman" w:cs="Times New Roman"/>
-          <w:sz w:val="24"/>
-          <w:szCs w:val="24"/>
-        </w:rPr>
-      </w:pPr>
-      <w:r>
-        <w:rPr>
-          <w:rFonts w:ascii="Times New Roman" w:eastAsia="Times New Roman" w:hAnsi="Times New Roman" w:cs="Times New Roman"/>
-          <w:sz w:val="24"/>
-          <w:szCs w:val="24"/>
-        </w:rPr>
-        <w:t>Thus, while AC-3 is highly effective as a preprocessing step, solving complex CSPs efficiently requires additional heuristics such as:</w:t>
-      </w:r>
-    </w:p>
-    <w:p>
-      <w:pPr>
-        <w:numPr>
-          <w:ilvl w:val="0"/>
-          <w:numId w:val="22"/>
-        </w:numPr>
-        <w:spacing w:before="100" w:beforeAutospacing="1" w:after="100" w:afterAutospacing="1" w:line="240" w:lineRule="auto"/>
-        <w:rPr>
-          <w:rFonts w:ascii="Times New Roman" w:eastAsia="Times New Roman" w:hAnsi="Times New Roman" w:cs="Times New Roman"/>
-          <w:sz w:val="24"/>
-          <w:szCs w:val="24"/>
-        </w:rPr>
-      </w:pPr>
-      <w:r>
-        <w:rPr>
-          <w:rFonts w:ascii="Times New Roman" w:eastAsia="Times New Roman" w:hAnsi="Times New Roman" w:cs="Times New Roman"/>
-          <w:sz w:val="24"/>
-          <w:szCs w:val="24"/>
-        </w:rPr>
-        <w:t xml:space="preserve">Minimum Remaining Values (MRV) </w:t>
-      </w:r>
-    </w:p>
-    <w:p>
-      <w:pPr>
-        <w:numPr>
-          <w:ilvl w:val="0"/>
-          <w:numId w:val="22"/>
-        </w:numPr>
-        <w:spacing w:before="100" w:beforeAutospacing="1" w:after="100" w:afterAutospacing="1" w:line="240" w:lineRule="auto"/>
-        <w:rPr>
-          <w:rFonts w:ascii="Times New Roman" w:eastAsia="Times New Roman" w:hAnsi="Times New Roman" w:cs="Times New Roman"/>
-          <w:sz w:val="24"/>
-          <w:szCs w:val="24"/>
-        </w:rPr>
-      </w:pPr>
-      <w:r>
-        <w:rPr>
-          <w:rFonts w:ascii="Times New Roman" w:eastAsia="Times New Roman" w:hAnsi="Times New Roman" w:cs="Times New Roman"/>
-          <w:sz w:val="24"/>
-          <w:szCs w:val="24"/>
-        </w:rPr>
-        <w:t xml:space="preserve">Forward Checking </w:t>
-      </w:r>
-    </w:p>
-    <w:p>
-      <w:pPr>
-        <w:numPr>
-          <w:ilvl w:val="0"/>
-          <w:numId w:val="22"/>
-        </w:numPr>
-        <w:spacing w:before="100" w:beforeAutospacing="1" w:after="100" w:afterAutospacing="1" w:line="240" w:lineRule="auto"/>
-        <w:rPr>
-          <w:rFonts w:ascii="Times New Roman" w:eastAsia="Times New Roman" w:hAnsi="Times New Roman" w:cs="Times New Roman"/>
-          <w:sz w:val="24"/>
-          <w:szCs w:val="24"/>
-        </w:rPr>
-      </w:pPr>
-      <w:r>
-        <w:rPr>
-          <w:rFonts w:ascii="Times New Roman" w:eastAsia="Times New Roman" w:hAnsi="Times New Roman" w:cs="Times New Roman"/>
-          <w:sz w:val="24"/>
-          <w:szCs w:val="24"/>
-        </w:rPr>
-        <w:t>Constraint Learning</w:t>
-      </w:r>
-    </w:p>
-    <w:p/>
     <w:sectPr>
       <w:pgSz w:w="12240" w:h="15840"/>
       <w:pgMar w:top="1440" w:right="1800" w:bottom="1440" w:left="1800" w:header="720" w:footer="720" w:gutter="0"/>
@@ -3756,6 +3510,155 @@
     </w:lvl>
   </w:abstractNum>
   <w:abstractNum w:abstractNumId="11" w15:restartNumberingAfterBreak="0">
+    <w:nsid w:val="24A17650"/>
+    <w:multiLevelType w:val="multilevel"/>
+    <w:tmpl w:val="71343F3C"/>
+    <w:lvl w:ilvl="0">
+      <w:start w:val="1"/>
+      <w:numFmt w:val="bullet"/>
+      <w:lvlText w:val=""/>
+      <w:lvlJc w:val="left"/>
+      <w:pPr>
+        <w:tabs>
+          <w:tab w:val="num" w:pos="720"/>
+        </w:tabs>
+        <w:ind w:left="720" w:hanging="360"/>
+      </w:pPr>
+      <w:rPr>
+        <w:rFonts w:ascii="Symbol" w:hAnsi="Symbol" w:hint="default"/>
+        <w:sz w:val="20"/>
+      </w:rPr>
+    </w:lvl>
+    <w:lvl w:ilvl="1" w:tentative="1">
+      <w:start w:val="1"/>
+      <w:numFmt w:val="bullet"/>
+      <w:lvlText w:val="o"/>
+      <w:lvlJc w:val="left"/>
+      <w:pPr>
+        <w:tabs>
+          <w:tab w:val="num" w:pos="1440"/>
+        </w:tabs>
+        <w:ind w:left="1440" w:hanging="360"/>
+      </w:pPr>
+      <w:rPr>
+        <w:rFonts w:ascii="Courier New" w:hAnsi="Courier New" w:hint="default"/>
+        <w:sz w:val="20"/>
+      </w:rPr>
+    </w:lvl>
+    <w:lvl w:ilvl="2" w:tentative="1">
+      <w:start w:val="1"/>
+      <w:numFmt w:val="bullet"/>
+      <w:lvlText w:val=""/>
+      <w:lvlJc w:val="left"/>
+      <w:pPr>
+        <w:tabs>
+          <w:tab w:val="num" w:pos="2160"/>
+        </w:tabs>
+        <w:ind w:left="2160" w:hanging="360"/>
+      </w:pPr>
+      <w:rPr>
+        <w:rFonts w:ascii="Wingdings" w:hAnsi="Wingdings" w:hint="default"/>
+        <w:sz w:val="20"/>
+      </w:rPr>
+    </w:lvl>
+    <w:lvl w:ilvl="3" w:tentative="1">
+      <w:start w:val="1"/>
+      <w:numFmt w:val="bullet"/>
+      <w:lvlText w:val=""/>
+      <w:lvlJc w:val="left"/>
+      <w:pPr>
+        <w:tabs>
+          <w:tab w:val="num" w:pos="2880"/>
+        </w:tabs>
+        <w:ind w:left="2880" w:hanging="360"/>
+      </w:pPr>
+      <w:rPr>
+        <w:rFonts w:ascii="Wingdings" w:hAnsi="Wingdings" w:hint="default"/>
+        <w:sz w:val="20"/>
+      </w:rPr>
+    </w:lvl>
+    <w:lvl w:ilvl="4" w:tentative="1">
+      <w:start w:val="1"/>
+      <w:numFmt w:val="bullet"/>
+      <w:lvlText w:val=""/>
+      <w:lvlJc w:val="left"/>
+      <w:pPr>
+        <w:tabs>
+          <w:tab w:val="num" w:pos="3600"/>
+        </w:tabs>
+        <w:ind w:left="3600" w:hanging="360"/>
+      </w:pPr>
+      <w:rPr>
+        <w:rFonts w:ascii="Wingdings" w:hAnsi="Wingdings" w:hint="default"/>
+        <w:sz w:val="20"/>
+      </w:rPr>
+    </w:lvl>
+    <w:lvl w:ilvl="5" w:tentative="1">
+      <w:start w:val="1"/>
+      <w:numFmt w:val="bullet"/>
+      <w:lvlText w:val=""/>
+      <w:lvlJc w:val="left"/>
+      <w:pPr>
+        <w:tabs>
+          <w:tab w:val="num" w:pos="4320"/>
+        </w:tabs>
+        <w:ind w:left="4320" w:hanging="360"/>
+      </w:pPr>
+      <w:rPr>
+        <w:rFonts w:ascii="Wingdings" w:hAnsi="Wingdings" w:hint="default"/>
+        <w:sz w:val="20"/>
+      </w:rPr>
+    </w:lvl>
+    <w:lvl w:ilvl="6" w:tentative="1">
+      <w:start w:val="1"/>
+      <w:numFmt w:val="bullet"/>
+      <w:lvlText w:val=""/>
+      <w:lvlJc w:val="left"/>
+      <w:pPr>
+        <w:tabs>
+          <w:tab w:val="num" w:pos="5040"/>
+        </w:tabs>
+        <w:ind w:left="5040" w:hanging="360"/>
+      </w:pPr>
+      <w:rPr>
+        <w:rFonts w:ascii="Wingdings" w:hAnsi="Wingdings" w:hint="default"/>
+        <w:sz w:val="20"/>
+      </w:rPr>
+    </w:lvl>
+    <w:lvl w:ilvl="7" w:tentative="1">
+      <w:start w:val="1"/>
+      <w:numFmt w:val="bullet"/>
+      <w:lvlText w:val=""/>
+      <w:lvlJc w:val="left"/>
+      <w:pPr>
+        <w:tabs>
+          <w:tab w:val="num" w:pos="5760"/>
+        </w:tabs>
+        <w:ind w:left="5760" w:hanging="360"/>
+      </w:pPr>
+      <w:rPr>
+        <w:rFonts w:ascii="Wingdings" w:hAnsi="Wingdings" w:hint="default"/>
+        <w:sz w:val="20"/>
+      </w:rPr>
+    </w:lvl>
+    <w:lvl w:ilvl="8" w:tentative="1">
+      <w:start w:val="1"/>
+      <w:numFmt w:val="bullet"/>
+      <w:lvlText w:val=""/>
+      <w:lvlJc w:val="left"/>
+      <w:pPr>
+        <w:tabs>
+          <w:tab w:val="num" w:pos="6480"/>
+        </w:tabs>
+        <w:ind w:left="6480" w:hanging="360"/>
+      </w:pPr>
+      <w:rPr>
+        <w:rFonts w:ascii="Wingdings" w:hAnsi="Wingdings" w:hint="default"/>
+        <w:sz w:val="20"/>
+      </w:rPr>
+    </w:lvl>
+  </w:abstractNum>
+  <w:abstractNum w:abstractNumId="12" w15:restartNumberingAfterBreak="0">
     <w:nsid w:val="30490A8E"/>
     <w:multiLevelType w:val="multilevel"/>
     <w:tmpl w:val="36388012"/>
@@ -3904,7 +3807,7 @@
       </w:rPr>
     </w:lvl>
   </w:abstractNum>
-  <w:abstractNum w:abstractNumId="12" w15:restartNumberingAfterBreak="0">
+  <w:abstractNum w:abstractNumId="13" w15:restartNumberingAfterBreak="0">
     <w:nsid w:val="3E3B2F6E"/>
     <w:multiLevelType w:val="multilevel"/>
     <w:tmpl w:val="97C022BC"/>
@@ -4053,7 +3956,7 @@
       </w:rPr>
     </w:lvl>
   </w:abstractNum>
-  <w:abstractNum w:abstractNumId="13" w15:restartNumberingAfterBreak="0">
+  <w:abstractNum w:abstractNumId="14" w15:restartNumberingAfterBreak="0">
     <w:nsid w:val="3E6016F9"/>
     <w:multiLevelType w:val="multilevel"/>
     <w:tmpl w:val="23AA815C"/>
@@ -4202,7 +4105,7 @@
       </w:rPr>
     </w:lvl>
   </w:abstractNum>
-  <w:abstractNum w:abstractNumId="14" w15:restartNumberingAfterBreak="0">
+  <w:abstractNum w:abstractNumId="15" w15:restartNumberingAfterBreak="0">
     <w:nsid w:val="447A3086"/>
     <w:multiLevelType w:val="multilevel"/>
     <w:tmpl w:val="6254BE6C"/>
@@ -4351,7 +4254,7 @@
       </w:rPr>
     </w:lvl>
   </w:abstractNum>
-  <w:abstractNum w:abstractNumId="15" w15:restartNumberingAfterBreak="0">
+  <w:abstractNum w:abstractNumId="16" w15:restartNumberingAfterBreak="0">
     <w:nsid w:val="456D3283"/>
     <w:multiLevelType w:val="multilevel"/>
     <w:tmpl w:val="0806261C"/>
@@ -4383,7 +4286,7 @@
         <w:sz w:val="20"/>
       </w:rPr>
     </w:lvl>
-    <w:lvl w:ilvl="2" w:tentative="1">
+    <w:lvl w:ilvl="2">
       <w:start w:val="1"/>
       <w:numFmt w:val="decimal"/>
       <w:lvlText w:val="%3."/>
@@ -4468,7 +4371,7 @@
       </w:pPr>
     </w:lvl>
   </w:abstractNum>
-  <w:abstractNum w:abstractNumId="16" w15:restartNumberingAfterBreak="0">
+  <w:abstractNum w:abstractNumId="17" w15:restartNumberingAfterBreak="0">
     <w:nsid w:val="47152314"/>
     <w:multiLevelType w:val="multilevel"/>
     <w:tmpl w:val="D0168F02"/>
@@ -4617,7 +4520,7 @@
       </w:rPr>
     </w:lvl>
   </w:abstractNum>
-  <w:abstractNum w:abstractNumId="17" w15:restartNumberingAfterBreak="0">
+  <w:abstractNum w:abstractNumId="18" w15:restartNumberingAfterBreak="0">
     <w:nsid w:val="547720AC"/>
     <w:multiLevelType w:val="multilevel"/>
     <w:tmpl w:val="381853A4"/>
@@ -4766,7 +4669,7 @@
       </w:rPr>
     </w:lvl>
   </w:abstractNum>
-  <w:abstractNum w:abstractNumId="18" w15:restartNumberingAfterBreak="0">
+  <w:abstractNum w:abstractNumId="19" w15:restartNumberingAfterBreak="0">
     <w:nsid w:val="5B127DFD"/>
     <w:multiLevelType w:val="multilevel"/>
     <w:tmpl w:val="655864AA"/>
@@ -4915,7 +4818,7 @@
       </w:rPr>
     </w:lvl>
   </w:abstractNum>
-  <w:abstractNum w:abstractNumId="19" w15:restartNumberingAfterBreak="0">
+  <w:abstractNum w:abstractNumId="20" w15:restartNumberingAfterBreak="0">
     <w:nsid w:val="5FFF7CC2"/>
     <w:multiLevelType w:val="multilevel"/>
     <w:tmpl w:val="CA06062E"/>
@@ -5064,7 +4967,7 @@
       </w:rPr>
     </w:lvl>
   </w:abstractNum>
-  <w:abstractNum w:abstractNumId="20" w15:restartNumberingAfterBreak="0">
+  <w:abstractNum w:abstractNumId="21" w15:restartNumberingAfterBreak="0">
     <w:nsid w:val="705E24FD"/>
     <w:multiLevelType w:val="multilevel"/>
     <w:tmpl w:val="8F0C531C"/>
@@ -5213,7 +5116,7 @@
       </w:rPr>
     </w:lvl>
   </w:abstractNum>
-  <w:abstractNum w:abstractNumId="21" w15:restartNumberingAfterBreak="0">
+  <w:abstractNum w:abstractNumId="22" w15:restartNumberingAfterBreak="0">
     <w:nsid w:val="773048A8"/>
     <w:multiLevelType w:val="multilevel"/>
     <w:tmpl w:val="1414C928"/>
@@ -5390,43 +5293,46 @@
     <w:abstractNumId w:val="0"/>
   </w:num>
   <w:num w:numId="10" w16cid:durableId="1848858318">
+    <w:abstractNumId w:val="17"/>
+  </w:num>
+  <w:num w:numId="11" w16cid:durableId="1177814337">
+    <w:abstractNumId w:val="22"/>
+  </w:num>
+  <w:num w:numId="12" w16cid:durableId="997806423">
     <w:abstractNumId w:val="16"/>
   </w:num>
-  <w:num w:numId="11" w16cid:durableId="1177814337">
-    <w:abstractNumId w:val="21"/>
-  </w:num>
-  <w:num w:numId="12" w16cid:durableId="997806423">
-    <w:abstractNumId w:val="15"/>
-  </w:num>
   <w:num w:numId="13" w16cid:durableId="1984117385">
-    <w:abstractNumId w:val="12"/>
+    <w:abstractNumId w:val="13"/>
   </w:num>
   <w:num w:numId="14" w16cid:durableId="788545337">
-    <w:abstractNumId w:val="19"/>
+    <w:abstractNumId w:val="20"/>
   </w:num>
   <w:num w:numId="15" w16cid:durableId="684676056">
     <w:abstractNumId w:val="10"/>
   </w:num>
   <w:num w:numId="16" w16cid:durableId="666056919">
-    <w:abstractNumId w:val="18"/>
+    <w:abstractNumId w:val="19"/>
   </w:num>
   <w:num w:numId="17" w16cid:durableId="1637561811">
-    <w:abstractNumId w:val="14"/>
+    <w:abstractNumId w:val="15"/>
   </w:num>
   <w:num w:numId="18" w16cid:durableId="1666399882">
-    <w:abstractNumId w:val="11"/>
+    <w:abstractNumId w:val="12"/>
   </w:num>
   <w:num w:numId="19" w16cid:durableId="147786699">
-    <w:abstractNumId w:val="13"/>
+    <w:abstractNumId w:val="14"/>
   </w:num>
   <w:num w:numId="20" w16cid:durableId="2028944833">
     <w:abstractNumId w:val="9"/>
   </w:num>
   <w:num w:numId="21" w16cid:durableId="369839385">
-    <w:abstractNumId w:val="17"/>
+    <w:abstractNumId w:val="18"/>
   </w:num>
   <w:num w:numId="22" w16cid:durableId="1936743198">
-    <w:abstractNumId w:val="20"/>
+    <w:abstractNumId w:val="21"/>
+  </w:num>
+  <w:num w:numId="23" w16cid:durableId="973213600">
+    <w:abstractNumId w:val="11"/>
   </w:num>
 </w:numbering>
 </file>
@@ -6034,7 +5940,6 @@
   <w:style w:type="character" w:default="1" w:styleId="DefaultParagraphFont">
     <w:name w:val="Default Paragraph Font"/>
     <w:uiPriority w:val="1"/>
-    <w:semiHidden/>
     <w:unhideWhenUsed/>
   </w:style>
   <w:style w:type="table" w:default="1" w:styleId="TableNormal">
@@ -16811,6 +16716,21 @@
       </w:tcPr>
     </w:tblStylePr>
   </w:style>
+  <w:style w:type="paragraph" w:styleId="NormalWeb">
+    <w:name w:val="Normal (Web)"/>
+    <w:basedOn w:val="Normal"/>
+    <w:uiPriority w:val="99"/>
+    <w:unhideWhenUsed/>
+    <w:rsid w:val="00073A0F"/>
+    <w:pPr>
+      <w:spacing w:before="100" w:beforeAutospacing="1" w:after="100" w:afterAutospacing="1" w:line="240" w:lineRule="auto"/>
+    </w:pPr>
+    <w:rPr>
+      <w:rFonts w:ascii="Times New Roman" w:eastAsia="Times New Roman" w:hAnsi="Times New Roman" w:cs="Times New Roman"/>
+      <w:sz w:val="24"/>
+      <w:szCs w:val="24"/>
+    </w:rPr>
+  </w:style>
 </w:styles>
 </file>
 
